--- a/api/templates/File Note combined meeting (Clio).docx
+++ b/api/templates/File Note combined meeting (Clio).docx
@@ -18,9 +18,7 @@
         <w:t xml:space="preserve">Client name: </w:t>
       </w:r>
       <w:r>
-        <w:rPr>
-          <w:highlight w:val="yellow"/>
-        </w:rPr>
+        <w:rPr/>
         <w:t>&lt;&lt; Matter.Client.Name &gt;&gt;</w:t>
       </w:r>
     </w:p>
@@ -32,9 +30,7 @@
         <w:t xml:space="preserve">Meeting date: </w:t>
       </w:r>
       <w:r>
-        <w:rPr>
-          <w:highlight w:val="yellow"/>
-        </w:rPr>
+        <w:rPr/>
         <w:t>&lt;&lt; Date &gt;&gt;</w:t>
       </w:r>
       <w:r>
@@ -57,9 +53,7 @@
         <w:t xml:space="preserve">Adviser (if any): </w:t>
       </w:r>
       <w:r>
-        <w:rPr>
-          <w:highlight w:val="yellow"/>
-        </w:rPr>
+        <w:rPr/>
         <w:t>&lt;&lt; Matter.CustomField.FinancialAdviserName &gt;&gt;</w:t>
       </w:r>
     </w:p>
@@ -79,18 +73,14 @@
         <w:t xml:space="preserve">In attendance at the meeting was </w:t>
       </w:r>
       <w:r>
-        <w:rPr>
-          <w:highlight w:val="yellow"/>
-        </w:rPr>
+        <w:rPr/>
         <w:t>&lt;&lt; Matter.Client.Name &gt;&gt;</w:t>
       </w:r>
       <w:r>
         <w:t xml:space="preserve">, </w:t>
       </w:r>
       <w:r>
-        <w:rPr>
-          <w:highlight w:val="yellow"/>
-        </w:rPr>
+        <w:rPr/>
         <w:t>&lt;&lt; Matter.CustomField.FinancialAdviserName &gt;&gt;</w:t>
       </w:r>
       <w:r>
@@ -105,15 +95,11 @@
         <w:pStyle w:val="ListNumberLevel1"/>
       </w:pPr>
       <w:r>
-        <w:rPr>
-          <w:highlight w:val="cyan"/>
-        </w:rPr>
+        <w:rPr/>
         <w:t xml:space="preserve">[#if second witness required] </w:t>
       </w:r>
       <w:r>
-        <w:rPr>
-          <w:highlight w:val="yellow"/>
-        </w:rPr>
+        <w:rPr/>
         <w:t>#insert second witness name</w:t>
       </w:r>
       <w:r>
@@ -265,36 +251,26 @@
         <w:pStyle w:val="ListNumberLevel1"/>
       </w:pPr>
       <w:r>
-        <w:rPr>
-          <w:highlight w:val="cyan"/>
-        </w:rPr>
+        <w:rPr/>
         <w:fldChar w:fldCharType="begin"/>
       </w:r>
       <w:r>
-        <w:rPr>
-          <w:highlight w:val="cyan"/>
-        </w:rPr>
+        <w:rPr/>
         <w:instrText xml:space="preserve"> MERGEFIELD  "*IF {TEL_couple_or_individual} = \"Couple\" *"  \* MERGEFORMAT </w:instrText>
       </w:r>
       <w:r>
-        <w:rPr>
-          <w:highlight w:val="cyan"/>
-        </w:rPr>
+        <w:rPr/>
         <w:fldChar w:fldCharType="separate"/>
       </w:r>
       <w:r>
-        <w:rPr>
-          <w:highlight w:val="cyan"/>
-        </w:rPr>
+        <w:rPr/>
         <w:t>[#couple]</w:t>
       </w:r>
       <w:r>
         <w:t xml:space="preserve"> </w:t>
       </w:r>
       <w:r>
-        <w:rPr>
-          <w:highlight w:val="cyan"/>
-        </w:rPr>
+        <w:rPr/>
         <w:fldChar w:fldCharType="end"/>
       </w:r>
       <w:r>
@@ -1399,18 +1375,14 @@
         <w:pStyle w:val="ListNumberLevel1"/>
       </w:pPr>
       <w:r>
-        <w:rPr>
-          <w:highlight w:val="cyan"/>
-        </w:rPr>
+        <w:rPr/>
         <w:t>#Children are adults</w:t>
       </w:r>
       <w:r>
         <w:t xml:space="preserve">: In relation to the relationship between the children, they confirmed </w:t>
       </w:r>
       <w:r>
-        <w:rPr>
-          <w:highlight w:val="yellow"/>
-        </w:rPr>
+        <w:rPr/>
         <w:t>[#insert details]</w:t>
       </w:r>
       <w:r>
@@ -3206,33 +3178,23 @@
         <w:pStyle w:val="NormalText"/>
       </w:pPr>
       <w:r>
-        <w:rPr>
-          <w:highlight w:val="cyan"/>
-        </w:rPr>
+        <w:rPr/>
         <w:fldChar w:fldCharType="begin"/>
       </w:r>
       <w:r>
-        <w:rPr>
-          <w:highlight w:val="cyan"/>
-        </w:rPr>
+        <w:rPr/>
         <w:instrText xml:space="preserve"> MERGEFIELD  "*IF {TEL_couple_or_individual} = \"Couple\" *"  \* MERGEFORMAT </w:instrText>
       </w:r>
       <w:r>
-        <w:rPr>
-          <w:highlight w:val="cyan"/>
-        </w:rPr>
+        <w:rPr/>
         <w:fldChar w:fldCharType="separate"/>
       </w:r>
       <w:r>
-        <w:rPr>
-          <w:highlight w:val="cyan"/>
-        </w:rPr>
+        <w:rPr/>
         <w:t xml:space="preserve">[#couple] </w:t>
       </w:r>
       <w:r>
-        <w:rPr>
-          <w:highlight w:val="cyan"/>
-        </w:rPr>
+        <w:rPr/>
         <w:fldChar w:fldCharType="end"/>
       </w:r>
     </w:p>
@@ -4679,14 +4641,10 @@
     <w:p>
       <w:pPr>
         <w:pStyle w:val="ListNumberLevel1"/>
-        <w:rPr>
-          <w:highlight w:val="yellow"/>
-        </w:rPr>
-      </w:pPr>
-      <w:r>
-        <w:rPr>
-          <w:highlight w:val="cyan"/>
-        </w:rPr>
+        <w:rPr/>
+      </w:pPr>
+      <w:r>
+        <w:rPr/>
         <w:t>[#minor children]</w:t>
       </w:r>
       <w:r>
@@ -4724,36 +4682,26 @@
         <w:pStyle w:val="ListNumberLevel2"/>
       </w:pPr>
       <w:r>
-        <w:rPr>
-          <w:highlight w:val="cyan"/>
-        </w:rPr>
+        <w:rPr/>
         <w:fldChar w:fldCharType="begin"/>
       </w:r>
       <w:r>
-        <w:rPr>
-          <w:highlight w:val="cyan"/>
-        </w:rPr>
+        <w:rPr/>
         <w:instrText xml:space="preserve"> MERGEFIELD  "*IF {TEL_couple_or_individual} = \"Couple\" *"  \* MERGEFORMAT </w:instrText>
       </w:r>
       <w:r>
-        <w:rPr>
-          <w:highlight w:val="cyan"/>
-        </w:rPr>
+        <w:rPr/>
         <w:fldChar w:fldCharType="separate"/>
       </w:r>
       <w:r>
-        <w:rPr>
-          <w:highlight w:val="cyan"/>
-        </w:rPr>
+        <w:rPr/>
         <w:t>[#couple]</w:t>
       </w:r>
       <w:r>
         <w:t xml:space="preserve"> </w:t>
       </w:r>
       <w:r>
-        <w:rPr>
-          <w:highlight w:val="cyan"/>
-        </w:rPr>
+        <w:rPr/>
         <w:fldChar w:fldCharType="end"/>
       </w:r>
       <w:r>
@@ -4763,14 +4711,10 @@
     <w:p>
       <w:pPr>
         <w:pStyle w:val="ListNumberLevel2"/>
-        <w:rPr>
-          <w:highlight w:val="yellow"/>
-        </w:rPr>
-      </w:pPr>
-      <w:r>
-        <w:rPr>
-          <w:highlight w:val="yellow"/>
-        </w:rPr>
+        <w:rPr/>
+      </w:pPr>
+      <w:r>
+        <w:rPr/>
         <w:t>#insert details</w:t>
       </w:r>
     </w:p>
@@ -5667,9 +5611,7 @@
         <w:pStyle w:val="ListNumberLevel1"/>
       </w:pPr>
       <w:r>
-        <w:rPr>
-          <w:highlight w:val="cyan"/>
-        </w:rPr>
+        <w:rPr/>
         <w:t>[#minor children]</w:t>
       </w:r>
       <w:r>
@@ -5690,36 +5632,26 @@
         <w:pStyle w:val="ListNumberLevel2"/>
       </w:pPr>
       <w:r>
-        <w:rPr>
-          <w:highlight w:val="cyan"/>
-        </w:rPr>
+        <w:rPr/>
         <w:fldChar w:fldCharType="begin"/>
       </w:r>
       <w:r>
-        <w:rPr>
-          <w:highlight w:val="cyan"/>
-        </w:rPr>
+        <w:rPr/>
         <w:instrText xml:space="preserve"> MERGEFIELD  "*IF {TEL_couple_or_individual} = \"Couple\" *"  \* MERGEFORMAT </w:instrText>
       </w:r>
       <w:r>
-        <w:rPr>
-          <w:highlight w:val="cyan"/>
-        </w:rPr>
+        <w:rPr/>
         <w:fldChar w:fldCharType="separate"/>
       </w:r>
       <w:r>
-        <w:rPr>
-          <w:highlight w:val="cyan"/>
-        </w:rPr>
+        <w:rPr/>
         <w:t>[#couple]</w:t>
       </w:r>
       <w:r>
         <w:t xml:space="preserve"> </w:t>
       </w:r>
       <w:r>
-        <w:rPr>
-          <w:highlight w:val="cyan"/>
-        </w:rPr>
+        <w:rPr/>
         <w:fldChar w:fldCharType="end"/>
       </w:r>
       <w:r>
@@ -5729,14 +5661,10 @@
     <w:p>
       <w:pPr>
         <w:pStyle w:val="ListNumberLevel2"/>
-        <w:rPr>
-          <w:highlight w:val="yellow"/>
-        </w:rPr>
-      </w:pPr>
-      <w:r>
-        <w:rPr>
-          <w:highlight w:val="yellow"/>
-        </w:rPr>
+        <w:rPr/>
+      </w:pPr>
+      <w:r>
+        <w:rPr/>
         <w:t>#insert details</w:t>
       </w:r>
     </w:p>
@@ -7029,26 +6957,18 @@
     <w:p>
       <w:pPr>
         <w:pStyle w:val="ListNumberLevel2"/>
-        <w:rPr>
-          <w:highlight w:val="yellow"/>
-        </w:rPr>
-      </w:pPr>
-      <w:r>
-        <w:rPr>
-          <w:highlight w:val="yellow"/>
-        </w:rPr>
+        <w:rPr/>
+      </w:pPr>
+      <w:r>
+        <w:rPr/>
         <w:t>#insert</w:t>
       </w:r>
       <w:r>
-        <w:rPr>
-          <w:highlight w:val="yellow"/>
-        </w:rPr>
+        <w:rPr/>
         <w:t xml:space="preserve"> </w:t>
       </w:r>
       <w:r>
-        <w:rPr>
-          <w:highlight w:val="yellow"/>
-        </w:rPr>
+        <w:rPr/>
         <w:t>details</w:t>
       </w:r>
     </w:p>
@@ -8126,36 +8046,26 @@
         <w:pStyle w:val="ListNumberLevel2"/>
       </w:pPr>
       <w:r>
-        <w:rPr>
-          <w:highlight w:val="cyan"/>
-        </w:rPr>
+        <w:rPr/>
         <w:fldChar w:fldCharType="begin"/>
       </w:r>
       <w:r>
-        <w:rPr>
-          <w:highlight w:val="cyan"/>
-        </w:rPr>
+        <w:rPr/>
         <w:instrText xml:space="preserve"> MERGEFIELD  "*IF {TEL_couple_or_individual} = \"Couple\" *"  \* MERGEFORMAT </w:instrText>
       </w:r>
       <w:r>
-        <w:rPr>
-          <w:highlight w:val="cyan"/>
-        </w:rPr>
+        <w:rPr/>
         <w:fldChar w:fldCharType="separate"/>
       </w:r>
       <w:r>
-        <w:rPr>
-          <w:highlight w:val="cyan"/>
-        </w:rPr>
+        <w:rPr/>
         <w:t>[#couple]</w:t>
       </w:r>
       <w:r>
         <w:t xml:space="preserve"> </w:t>
       </w:r>
       <w:r>
-        <w:rPr>
-          <w:highlight w:val="cyan"/>
-        </w:rPr>
+        <w:rPr/>
         <w:fldChar w:fldCharType="end"/>
       </w:r>
       <w:r>
@@ -8165,14 +8075,10 @@
     <w:p>
       <w:pPr>
         <w:pStyle w:val="ListNumberLevel2"/>
-        <w:rPr>
-          <w:highlight w:val="yellow"/>
-        </w:rPr>
-      </w:pPr>
-      <w:r>
-        <w:rPr>
-          <w:highlight w:val="yellow"/>
-        </w:rPr>
+        <w:rPr/>
+      </w:pPr>
+      <w:r>
+        <w:rPr/>
         <w:t>#insert details</w:t>
       </w:r>
     </w:p>
@@ -9007,9 +8913,7 @@
         <w:t xml:space="preserve">They were happy with the documents and signed and witnessed them in my presence and in the presence of </w:t>
       </w:r>
       <w:r>
-        <w:rPr>
-          <w:highlight w:val="yellow"/>
-        </w:rPr>
+        <w:rPr/>
         <w:t xml:space="preserve">#second witness. </w:t>
       </w:r>
       <w:r>
@@ -9077,33 +8981,23 @@
         <w:pStyle w:val="ListNumberLevel1"/>
       </w:pPr>
       <w:r>
-        <w:rPr>
-          <w:highlight w:val="cyan"/>
-        </w:rPr>
+        <w:rPr/>
         <w:fldChar w:fldCharType="begin"/>
       </w:r>
       <w:r>
-        <w:rPr>
-          <w:highlight w:val="cyan"/>
-        </w:rPr>
+        <w:rPr/>
         <w:instrText xml:space="preserve"> MERGEFIELD  "*IF {TEL_couple_or_individual} = \"Couple\" *"  \* MERGEFORMAT </w:instrText>
       </w:r>
       <w:r>
-        <w:rPr>
-          <w:highlight w:val="cyan"/>
-        </w:rPr>
+        <w:rPr/>
         <w:fldChar w:fldCharType="separate"/>
       </w:r>
       <w:r>
-        <w:rPr>
-          <w:highlight w:val="cyan"/>
-        </w:rPr>
+        <w:rPr/>
         <w:t>[#individual]</w:t>
       </w:r>
       <w:r>
-        <w:rPr>
-          <w:highlight w:val="cyan"/>
-        </w:rPr>
+        <w:rPr/>
         <w:fldChar w:fldCharType="end"/>
       </w:r>
       <w:r>
@@ -9115,36 +9009,26 @@
         <w:pStyle w:val="ListNumberLevel1"/>
       </w:pPr>
       <w:r>
-        <w:rPr>
-          <w:highlight w:val="cyan"/>
-        </w:rPr>
+        <w:rPr/>
         <w:fldChar w:fldCharType="begin"/>
       </w:r>
       <w:r>
-        <w:rPr>
-          <w:highlight w:val="cyan"/>
-        </w:rPr>
+        <w:rPr/>
         <w:instrText xml:space="preserve"> MERGEFIELD  "*IF {TEL_couple_or_individual} = \"Couple\" *"  \* MERGEFORMAT </w:instrText>
       </w:r>
       <w:r>
-        <w:rPr>
-          <w:highlight w:val="cyan"/>
-        </w:rPr>
+        <w:rPr/>
         <w:fldChar w:fldCharType="separate"/>
       </w:r>
       <w:r>
-        <w:rPr>
-          <w:highlight w:val="cyan"/>
-        </w:rPr>
+        <w:rPr/>
         <w:t>[#couple]</w:t>
       </w:r>
       <w:r>
         <w:t xml:space="preserve"> </w:t>
       </w:r>
       <w:r>
-        <w:rPr>
-          <w:highlight w:val="cyan"/>
-        </w:rPr>
+        <w:rPr/>
         <w:fldChar w:fldCharType="end"/>
       </w:r>
       <w:r>
@@ -9156,33 +9040,23 @@
         <w:pStyle w:val="ListNumberLevel1"/>
       </w:pPr>
       <w:r>
-        <w:rPr>
-          <w:highlight w:val="cyan"/>
-        </w:rPr>
+        <w:rPr/>
         <w:fldChar w:fldCharType="begin"/>
       </w:r>
       <w:r>
-        <w:rPr>
-          <w:highlight w:val="cyan"/>
-        </w:rPr>
+        <w:rPr/>
         <w:instrText xml:space="preserve"> MERGEFIELD  "*IF {TEL_couple_or_individual} = \"Couple\" *"  \* MERGEFORMAT </w:instrText>
       </w:r>
       <w:r>
-        <w:rPr>
-          <w:highlight w:val="cyan"/>
-        </w:rPr>
+        <w:rPr/>
         <w:fldChar w:fldCharType="separate"/>
       </w:r>
       <w:r>
-        <w:rPr>
-          <w:highlight w:val="cyan"/>
-        </w:rPr>
+        <w:rPr/>
         <w:t>[#individual]</w:t>
       </w:r>
       <w:r>
-        <w:rPr>
-          <w:highlight w:val="cyan"/>
-        </w:rPr>
+        <w:rPr/>
         <w:fldChar w:fldCharType="end"/>
       </w:r>
       <w:r>
@@ -9194,33 +9068,23 @@
         <w:pStyle w:val="ListNumberLevel1"/>
       </w:pPr>
       <w:r>
-        <w:rPr>
-          <w:highlight w:val="cyan"/>
-        </w:rPr>
+        <w:rPr/>
         <w:fldChar w:fldCharType="begin"/>
       </w:r>
       <w:r>
-        <w:rPr>
-          <w:highlight w:val="cyan"/>
-        </w:rPr>
+        <w:rPr/>
         <w:instrText xml:space="preserve"> MERGEFIELD  "*IF {TEL_couple_or_individual} = \"Couple\" *"  \* MERGEFORMAT </w:instrText>
       </w:r>
       <w:r>
-        <w:rPr>
-          <w:highlight w:val="cyan"/>
-        </w:rPr>
+        <w:rPr/>
         <w:fldChar w:fldCharType="separate"/>
       </w:r>
       <w:r>
-        <w:rPr>
-          <w:highlight w:val="cyan"/>
-        </w:rPr>
+        <w:rPr/>
         <w:t xml:space="preserve">[#couple] </w:t>
       </w:r>
       <w:r>
-        <w:rPr>
-          <w:highlight w:val="cyan"/>
-        </w:rPr>
+        <w:rPr/>
         <w:fldChar w:fldCharType="end"/>
       </w:r>
       <w:r>
